--- a/Основы профессиональной деятельности/ЛБ3.docx
+++ b/Основы профессиональной деятельности/ЛБ3.docx
@@ -176,7 +176,6 @@
           <w:bCs/>
           <w:sz w:val="28"/>
           <w:szCs w:val="28"/>
-          <w:lang w:val="en-US"/>
         </w:rPr>
         <w:t>3</w:t>
       </w:r>
@@ -279,7 +278,17 @@
           <w:szCs w:val="28"/>
           <w:lang w:val="en-US"/>
         </w:rPr>
-        <w:t>web-</w:t>
+        <w:t>web</w:t>
+      </w:r>
+      <w:r>
+        <w:rPr>
+          <w:rFonts w:ascii="Times New Roman" w:hAnsi="Times New Roman" w:cs="Times New Roman"/>
+          <w:b/>
+          <w:bCs/>
+          <w:sz w:val="28"/>
+          <w:szCs w:val="28"/>
+        </w:rPr>
+        <w:t>-</w:t>
       </w:r>
       <w:r>
         <w:rPr>
@@ -792,13 +801,7 @@
     </w:p>
     <w:p>
       <w:pPr>
-        <w:pStyle w:val="aa"/>
-        <w:jc w:val="both"/>
-        <w:rPr>
-          <w:rFonts w:ascii="Times New Roman" w:hAnsi="Times New Roman" w:cs="Times New Roman"/>
-          <w:sz w:val="28"/>
-          <w:szCs w:val="28"/>
-        </w:rPr>
+        <w:pStyle w:val="11"/>
       </w:pPr>
       <w:r>
         <w:t xml:space="preserve">Рисунок </w:t>
@@ -1148,7 +1151,9 @@
     </w:p>
     <w:p>
       <w:pPr>
-        <w:keepNext/>
+        <w:pStyle w:val="11"/>
+        <w:ind w:left="0"/>
+        <w:jc w:val="center"/>
       </w:pPr>
       <w:r>
         <w:rPr>
@@ -1193,12 +1198,9 @@
     </w:p>
     <w:p>
       <w:pPr>
-        <w:pStyle w:val="aa"/>
-        <w:rPr>
-          <w:rFonts w:ascii="Times New Roman" w:hAnsi="Times New Roman" w:cs="Times New Roman"/>
-          <w:sz w:val="28"/>
-          <w:szCs w:val="28"/>
-        </w:rPr>
+        <w:pStyle w:val="11"/>
+        <w:ind w:left="0"/>
+        <w:jc w:val="center"/>
       </w:pPr>
       <w:r>
         <w:t xml:space="preserve">Рисунок </w:t>
@@ -1233,7 +1235,9 @@
     </w:p>
     <w:p>
       <w:pPr>
-        <w:keepNext/>
+        <w:pStyle w:val="11"/>
+        <w:ind w:left="0"/>
+        <w:jc w:val="center"/>
       </w:pPr>
       <w:r>
         <w:rPr>
@@ -1278,14 +1282,12 @@
     </w:p>
     <w:p>
       <w:pPr>
-        <w:pStyle w:val="aa"/>
-        <w:rPr>
-          <w:rFonts w:ascii="Times New Roman" w:hAnsi="Times New Roman" w:cs="Times New Roman"/>
-          <w:sz w:val="28"/>
-          <w:szCs w:val="28"/>
-        </w:rPr>
-      </w:pPr>
-      <w:r>
+        <w:pStyle w:val="11"/>
+        <w:ind w:left="0"/>
+        <w:jc w:val="center"/>
+      </w:pPr>
+      <w:r>
+        <w:lastRenderedPageBreak/>
         <w:t xml:space="preserve">Рисунок </w:t>
       </w:r>
       <w:r>
@@ -1324,13 +1326,14 @@
     </w:p>
     <w:p>
       <w:pPr>
-        <w:keepNext/>
+        <w:pStyle w:val="11"/>
+        <w:ind w:left="0"/>
+        <w:jc w:val="center"/>
       </w:pPr>
       <w:r>
         <w:rPr>
           <w:noProof/>
         </w:rPr>
-        <w:lastRenderedPageBreak/>
         <w:drawing>
           <wp:inline distT="0" distB="0" distL="0" distR="0" wp14:anchorId="3C587472" wp14:editId="2F499872">
             <wp:extent cx="2258910" cy="3900487"/>
@@ -1370,12 +1373,9 @@
     </w:p>
     <w:p>
       <w:pPr>
-        <w:pStyle w:val="aa"/>
-        <w:rPr>
-          <w:rFonts w:ascii="Times New Roman" w:hAnsi="Times New Roman" w:cs="Times New Roman"/>
-          <w:sz w:val="28"/>
-          <w:szCs w:val="28"/>
-        </w:rPr>
+        <w:pStyle w:val="11"/>
+        <w:ind w:left="0"/>
+        <w:jc w:val="center"/>
       </w:pPr>
       <w:r>
         <w:t xml:space="preserve">Рисунок </w:t>
@@ -1410,7 +1410,9 @@
     </w:p>
     <w:p>
       <w:pPr>
-        <w:keepNext/>
+        <w:pStyle w:val="11"/>
+        <w:ind w:left="0"/>
+        <w:jc w:val="center"/>
       </w:pPr>
       <w:r>
         <w:rPr>
@@ -1461,12 +1463,9 @@
     </w:p>
     <w:p>
       <w:pPr>
-        <w:pStyle w:val="aa"/>
-        <w:rPr>
-          <w:rFonts w:ascii="Times New Roman" w:hAnsi="Times New Roman" w:cs="Times New Roman"/>
-          <w:sz w:val="28"/>
-          <w:szCs w:val="28"/>
-        </w:rPr>
+        <w:pStyle w:val="11"/>
+        <w:ind w:left="0"/>
+        <w:jc w:val="center"/>
       </w:pPr>
       <w:r>
         <w:t xml:space="preserve">Рисунок </w:t>
@@ -1507,7 +1506,9 @@
     </w:p>
     <w:p>
       <w:pPr>
-        <w:keepNext/>
+        <w:pStyle w:val="11"/>
+        <w:ind w:left="0"/>
+        <w:jc w:val="center"/>
       </w:pPr>
       <w:r>
         <w:rPr>
@@ -1553,12 +1554,9 @@
     </w:p>
     <w:p>
       <w:pPr>
-        <w:pStyle w:val="aa"/>
-        <w:rPr>
-          <w:rFonts w:ascii="Times New Roman" w:hAnsi="Times New Roman" w:cs="Times New Roman"/>
-          <w:sz w:val="28"/>
-          <w:szCs w:val="28"/>
-        </w:rPr>
+        <w:pStyle w:val="11"/>
+        <w:ind w:left="0"/>
+        <w:jc w:val="center"/>
       </w:pPr>
       <w:r>
         <w:t xml:space="preserve">Рисунок </w:t>
@@ -1599,7 +1597,9 @@
     </w:p>
     <w:p>
       <w:pPr>
-        <w:keepNext/>
+        <w:pStyle w:val="11"/>
+        <w:ind w:left="0"/>
+        <w:jc w:val="center"/>
       </w:pPr>
       <w:r>
         <w:rPr>
@@ -1645,12 +1645,9 @@
     </w:p>
     <w:p>
       <w:pPr>
-        <w:pStyle w:val="aa"/>
-        <w:rPr>
-          <w:rFonts w:ascii="Times New Roman" w:hAnsi="Times New Roman" w:cs="Times New Roman"/>
-          <w:sz w:val="28"/>
-          <w:szCs w:val="28"/>
-        </w:rPr>
+        <w:pStyle w:val="11"/>
+        <w:ind w:left="0"/>
+        <w:jc w:val="center"/>
       </w:pPr>
       <w:r>
         <w:t xml:space="preserve">Рисунок </w:t>
@@ -1674,19 +1671,28 @@
         <w:fldChar w:fldCharType="end"/>
       </w:r>
       <w:r>
+        <w:t xml:space="preserve">. </w:t>
+      </w:r>
+      <w:r>
+        <w:t xml:space="preserve">Код </w:t>
+      </w:r>
+      <w:r>
         <w:rPr>
           <w:lang w:val="en-US"/>
         </w:rPr>
-        <w:t xml:space="preserve">. </w:t>
-      </w:r>
-      <w:r>
-        <w:t xml:space="preserve">Код </w:t>
+        <w:t>app</w:t>
+      </w:r>
+      <w:r>
+        <w:t>.</w:t>
       </w:r>
       <w:r>
         <w:rPr>
           <w:lang w:val="en-US"/>
         </w:rPr>
-        <w:t>app.py 2</w:t>
+        <w:t>py</w:t>
+      </w:r>
+      <w:r>
+        <w:t xml:space="preserve"> 2</w:t>
       </w:r>
     </w:p>
     <w:p>
@@ -1815,8 +1821,9 @@
     </w:p>
     <w:p>
       <w:pPr>
-        <w:keepNext/>
-        <w:jc w:val="both"/>
+        <w:pStyle w:val="11"/>
+        <w:ind w:left="0"/>
+        <w:jc w:val="center"/>
       </w:pPr>
       <w:r>
         <w:rPr>
@@ -1861,14 +1868,9 @@
     </w:p>
     <w:p>
       <w:pPr>
-        <w:pStyle w:val="aa"/>
-        <w:jc w:val="both"/>
-        <w:rPr>
-          <w:rFonts w:ascii="Times New Roman" w:hAnsi="Times New Roman" w:cs="Times New Roman"/>
-          <w:sz w:val="28"/>
-          <w:szCs w:val="28"/>
-          <w:lang w:val="en-US"/>
-        </w:rPr>
+        <w:pStyle w:val="11"/>
+        <w:ind w:left="0"/>
+        <w:jc w:val="center"/>
       </w:pPr>
       <w:r>
         <w:t xml:space="preserve">Рисунок </w:t>
@@ -1892,9 +1894,6 @@
         <w:fldChar w:fldCharType="end"/>
       </w:r>
       <w:r>
-        <w:rPr>
-          <w:lang w:val="en-US"/>
-        </w:rPr>
         <w:t xml:space="preserve">. </w:t>
       </w:r>
       <w:r>
@@ -2067,6 +2066,7 @@
         <w:t xml:space="preserve"> </w:t>
       </w:r>
       <w:hyperlink r:id="rId14" w:history="1">
+        <w:proofErr w:type="spellStart"/>
         <w:r>
           <w:rPr>
             <w:rStyle w:val="a8"/>
@@ -2077,6 +2077,7 @@
           </w:rPr>
           <w:t>ppljc</w:t>
         </w:r>
+        <w:proofErr w:type="spellEnd"/>
         <w:r>
           <w:rPr>
             <w:rStyle w:val="a8"/>
@@ -2086,6 +2087,7 @@
           </w:rPr>
           <w:t>/</w:t>
         </w:r>
+        <w:proofErr w:type="spellStart"/>
         <w:r>
           <w:rPr>
             <w:rStyle w:val="a8"/>
@@ -2096,6 +2098,7 @@
           </w:rPr>
           <w:t>opd</w:t>
         </w:r>
+        <w:proofErr w:type="spellEnd"/>
         <w:r>
           <w:rPr>
             <w:rStyle w:val="a8"/>
@@ -2803,6 +2806,7 @@
   <w:style w:type="character" w:default="1" w:styleId="a0">
     <w:name w:val="Default Paragraph Font"/>
     <w:uiPriority w:val="1"/>
+    <w:semiHidden/>
     <w:unhideWhenUsed/>
   </w:style>
   <w:style w:type="table" w:default="1" w:styleId="a1">
@@ -2961,6 +2965,32 @@
       <w:color w:val="1F497D" w:themeColor="text2"/>
       <w:sz w:val="18"/>
       <w:szCs w:val="18"/>
+    </w:rPr>
+  </w:style>
+  <w:style w:type="paragraph" w:customStyle="1" w:styleId="11">
+    <w:name w:val="Стиль1"/>
+    <w:basedOn w:val="a"/>
+    <w:link w:val="12"/>
+    <w:qFormat/>
+    <w:rsid w:val="005236E8"/>
+    <w:pPr>
+      <w:ind w:left="993"/>
+    </w:pPr>
+    <w:rPr>
+      <w:rFonts w:ascii="Times New Roman" w:hAnsi="Times New Roman" w:cs="Times New Roman"/>
+      <w:sz w:val="28"/>
+      <w:szCs w:val="28"/>
+    </w:rPr>
+  </w:style>
+  <w:style w:type="character" w:customStyle="1" w:styleId="12">
+    <w:name w:val="Стиль1 Знак"/>
+    <w:basedOn w:val="a0"/>
+    <w:link w:val="11"/>
+    <w:rsid w:val="005236E8"/>
+    <w:rPr>
+      <w:rFonts w:ascii="Times New Roman" w:hAnsi="Times New Roman" w:cs="Times New Roman"/>
+      <w:sz w:val="28"/>
+      <w:szCs w:val="28"/>
     </w:rPr>
   </w:style>
 </w:styles>
